--- a/assets/cases/Aurora_Motors_Flow_Coordination_Case.docx
+++ b/assets/cases/Aurora_Motors_Flow_Coordination_Case.docx
@@ -60,7 +60,10 @@
     </w:tbl>
     <w:p>
       <w:r>
-        <w:t>On Monday, October 6, 2025, Maya Chen, chief operating officer of Aurora Motors, entered an executive planning meeting carrying three forecasts that could not all be right. The purchasing team expected imported component costs to rise. Sales expected demand for Aurora’s hybrid sport-utility vehicle to accelerate after a renewed jump in gasoline prices. Finance warned that the federal clean-vehicle credit had ended for vehicles acquired after September 30, removing a benefit that some dealers had incorporated into customer payment estimates. Meanwhile, 3,800 completed customer orders were waiting for production dates.</w:t>
+        <w:t>On Monday, October 6, 2025, Maya Chen, chief operating officer of Aurora Motors, entered an executive planning meeting carrying three forecasts that could not all be right. The purchasing team expected imported component costs to rise. Sales expected demand for Aurora’s hybrid sport-utility vehicle to accelerate after a renewed jump in gasoline prices. Finance warned that the federal clean-vehicle credit had ended for vehicles acquired after September 30, removing a benefit that some dealers had incorporate</w:t>
+      </w:r>
+      <w:r>
+        <w:t>d into customer payment estimates. Meanwhile, 3,800 completed customer orders were waiting for production dates.</w:t>
       </w:r>
     </w:p>
     <w:p>
@@ -668,7 +671,10 @@
     </w:p>
     <w:p>
       <w:r>
-        <w:t>Battery economics suggested that electrified vehicles should become steadily easier to produce. U.S. Department of Energy estimates placed light-duty electric-vehicle battery-pack cost at $1,415 per usable kWh in 2008 and $139 in 2023, a decline of about 90 percent in constant dollars. But Aurora’s small hybrid pack represented only part of total powertrain cost, and tariff treatment depended on chemistry, origin, and classification. In 2024, the United States raised the Section 301 tariff on lithium-ion EV batteries from China to 25 percent. In 2025, a separate action imposed a 25 percent tariff on specified imported automobiles and key automobile parts, although subsequent country agreements created different effective rates, including a framework targeting a combined 15 percent rate for covered EU automotive goods.</w:t>
+        <w:t>Battery economics suggested that electrified vehicles should become steadily easier to produce. U.S. Department of Energy estimates placed light-duty electric-vehicle battery-pack cost at $1,415 per usable kWh in 2008 and $139 in 2023, a decline of about 90 percent in constant dollars. But Aurora’s small hybrid pack represented only part of total powertrain cost, and tariff treatment depended on chemistry, origin, and classification. In 2024, the United States raised the Section 301 tariff on lithium-ion EV</w:t>
+      </w:r>
+      <w:r>
+        <w:t xml:space="preserve"> batteries from China to 25 percent. In 2025, a separate action imposed a 25 percent tariff on specified imported automobiles and key automobile parts, although subsequent country agreements created different effective rates, including a framework targeting a combined 15 percent rate for covered EU automotive goods.</w:t>
       </w:r>
     </w:p>
     <w:p>
@@ -1306,12 +1312,18 @@
     </w:p>
     <w:p>
       <w:r>
-        <w:t>Consumer attitudes complicated the picture. AAA reported in 2024 that 18 percent of U.S. adults were likely to buy a fully electric vehicle, down from 23 percent a year earlier, while 31 percent said they were likely to buy a hybrid. In 2025, stated likelihood of buying a fully electric vehicle fell again to 16 percent. Aurora’s dealers interpreted the figures as evidence that hybrids were becoming a practical bridge technology. The sales organization cautioned, however, that survey interest did not necessarily translate into signed orders at Aurora’s price points.</w:t>
+        <w:t>Consumer attitudes complicated the picture. AAA reported in 2024 that 18 percent of U.S. adults were likely to buy a fully electric vehicle, down from 23 percent a year earlier, while 31 percent said they were likely to buy a hybrid. In 2025, stated likelihood of buying a fully electric vehicle fell again to 16 percent. Aurora’s dealers interpreted the figures as evidence that hybrids were becoming a practical bridge technology. The sales organization cautioned, however, that survey interest did not necessa</w:t>
+      </w:r>
+      <w:r>
+        <w:t>rily translate into signed orders at Aurora’s price points.</w:t>
       </w:r>
     </w:p>
     <w:p>
       <w:r>
-        <w:t>Federal incentives added another discontinuity. The revised clean-vehicle credit had required North American final assembly and, beginning in 2023, increasingly restrictive critical-mineral and battery-component sourcing tests. Plug-in hybrids with at least 7 kWh could qualify if they met the rules, but Aurora’s conventional Crosswind hybrid did not. Aurora had therefore accelerated development of a plug-in version. That program’s economics changed when federal guidance stated that the new clean-vehicle credit was unavailable for vehicles acquired after September 30, 2025. Dealers still had state incentives in some markets, but availability and amounts differed.</w:t>
+        <w:t>Federal incentives added another discontinuity. The revised clean-vehicle credit had required North American final assembly and, beginning in 2023, increasingly restrictive critical-mineral and battery-component sourcing tests. Plug-in hybrids with at least 7 kWh could qualify if they met the rules, but Aurora’s conventional Crosswind hybrid did not. Aurora had therefore accelerated development of a plug-in version. That program’s economics changed when federal guidance stated that the new clean-vehicle cre</w:t>
+      </w:r>
+      <w:r>
+        <w:t>dit was unavailable for vehicles acquired after September 30, 2025. Dealers still had state incentives in some markets, but availability and amounts differed.</w:t>
       </w:r>
     </w:p>
     <w:p>
@@ -1716,7 +1728,10 @@
     </w:tbl>
     <w:p>
       <w:r>
-        <w:t>The current production plan called for 15,900 vehicles over the 16-week horizon. Confirmed component availability supported only 13,750 units without intervention. Purchasing proposed $18.6 million of accelerated orders and premium freight. Manufacturing proposed resequencing production around available parts, accepting lower weekly output but avoiding emergency logistics. Sales wanted Aurora to prioritize dealer orders in high-gasoline-price regions and promise delivery dates immediately. Finance argued that Aurora should not commit scarce components until it better understood cancellations following the tax-credit change.</w:t>
+        <w:t>The current production plan called for 15,900 vehicles over the 16-week horizon. Confirmed component availability supported only 13,750 units without intervention. Purchasing proposed $18.6 million of accelerated orders and premium freight. Manufacturing proposed resequencing production around available parts, accepting lower weekly output but avoiding emergency logistics. Sales wanted Aurora to prioritize dealer orders in high-gasoline-price regions and promise delivery dates immediately. Finance argued th</w:t>
+      </w:r>
+      <w:r>
+        <w:t>at Aurora should not commit scarce components until it better understood cancellations following the tax-credit change.</w:t>
       </w:r>
     </w:p>
     <w:tbl>
@@ -2202,7 +2217,6 @@
         <w:t xml:space="preserve">Several managers proposed a weekly “control tower” meeting. Others argued that a meeting would not solve the underlying issue: Aurora needed a decision model that jointly represented inbound lead times, tariffs, </w:t>
       </w:r>
       <w:r>
-        <w:lastRenderedPageBreak/>
         <w:t>production constraints, uncertain cancellations, regional demand, and outbound capacity. The information needed for such a model was incomplete. Supplier lead times were quoted as single numbers even when their distributions were highly skewed. Dealer orders could be cancelled without penalty. Tariff classifications were sometimes disputed after entry. Gasoline-price forecasts provided no dependable warning of geopolitical shocks.</w:t>
       </w:r>
     </w:p>
@@ -2221,7 +2235,10 @@
     </w:p>
     <w:p>
       <w:r>
-        <w:t>Chen saw no clean separation between supply and demand. Ordering more battery cells could protect deliveries in a fuel-price spike, but could also create stranded inventory if tariffs increased or plug-in demand weakened. Cutting production could conserve cash, but might surrender the market just as buyers shifted toward hybrids. Allocating scarce vehicles to the highest-margin regions might improve short-term profit while damaging dealer relationships elsewhere. Redesigning the supply chain could reduce future exposure, but would not fill the orders already in the system.</w:t>
+        <w:t>Chen saw no clean separation between supply and demand. Ordering more battery cells could protect deliveries in a fuel-price spike, but could also create stranded inventory if tariffs increased or plug-in demand weakened. Cutting production could conserve cash, but might surrender the market just as buyers shifted toward hybrids. Allocating scarce vehicles to the highest-margin regions might improve short-term profit while damaging dealer relationships elsewhere. Redesigning the supply chain could reduce fu</w:t>
+      </w:r>
+      <w:r>
+        <w:t>ture exposure, but would not fill the orders already in the system.</w:t>
       </w:r>
     </w:p>
     <w:p>
@@ -2234,7 +2251,99 @@
         <w:pStyle w:val="Heading1"/>
       </w:pPr>
       <w:r>
-        <w:t>Framing questions</w:t>
+        <w:t>Discussion Questions</w:t>
+      </w:r>
+    </w:p>
+    <w:p>
+      <w:pPr>
+        <w:pStyle w:val="ListParagraph"/>
+        <w:numPr>
+          <w:ilvl w:val="0"/>
+          <w:numId w:val="13"/>
+        </w:numPr>
+      </w:pPr>
+      <w:r>
+        <w:t>What are the key performance metrics in this case? Which metrics conflict with one another?</w:t>
+      </w:r>
+    </w:p>
+    <w:p>
+      <w:pPr>
+        <w:pStyle w:val="ListParagraph"/>
+        <w:numPr>
+          <w:ilvl w:val="0"/>
+          <w:numId w:val="13"/>
+        </w:numPr>
+      </w:pPr>
+      <w:r>
+        <w:t>What decisions must Aurora make now, and which decisions can be delayed until more information arrives?</w:t>
+      </w:r>
+    </w:p>
+    <w:p>
+      <w:pPr>
+        <w:pStyle w:val="ListParagraph"/>
+        <w:numPr>
+          <w:ilvl w:val="0"/>
+          <w:numId w:val="13"/>
+        </w:numPr>
+      </w:pPr>
+      <w:r>
+        <w:t>How should Aurora connect inbound purchasing, production sequencing, inventory positioning, dealer allocation, and customer delivery promises?</w:t>
+      </w:r>
+    </w:p>
+    <w:p>
+      <w:pPr>
+        <w:pStyle w:val="ListParagraph"/>
+        <w:numPr>
+          <w:ilvl w:val="0"/>
+          <w:numId w:val="13"/>
+        </w:numPr>
+      </w:pPr>
+      <w:r>
+        <w:t>Which uncertainties are exogenous, and which can Aurora influence through contracts, product design, information collection, or customer policies?</w:t>
+      </w:r>
+    </w:p>
+    <w:p>
+      <w:pPr>
+        <w:pStyle w:val="ListParagraph"/>
+        <w:numPr>
+          <w:ilvl w:val="0"/>
+          <w:numId w:val="13"/>
+        </w:numPr>
+      </w:pPr>
+      <w:r>
+        <w:t>What data would be most valuable before Friday? What information would be useful but arrive too late?</w:t>
+      </w:r>
+    </w:p>
+    <w:p>
+      <w:pPr>
+        <w:pStyle w:val="ListParagraph"/>
+        <w:numPr>
+          <w:ilvl w:val="0"/>
+          <w:numId w:val="13"/>
+        </w:numPr>
+      </w:pPr>
+      <w:r>
+        <w:t>How should Aurora evaluate the five proposed responses when none dominates across all scenarios?</w:t>
+      </w:r>
+    </w:p>
+    <w:p>
+      <w:pPr>
+        <w:pStyle w:val="ListParagraph"/>
+        <w:numPr>
+          <w:ilvl w:val="0"/>
+          <w:numId w:val="13"/>
+        </w:numPr>
+      </w:pPr>
+      <w:r>
+        <w:t>What organizational changes might be required even if Aurora develops a sophisticated planning model?</w:t>
+      </w:r>
+    </w:p>
+    <w:p>
+      <w:pPr>
+        <w:pStyle w:val="Heading1"/>
+      </w:pPr>
+      <w:r>
+        <w:t>Decision Framing Questions</w:t>
       </w:r>
     </w:p>
     <w:p>
@@ -2247,15 +2356,7 @@
         <w:spacing w:line="247" w:lineRule="auto"/>
       </w:pPr>
       <w:r>
-        <w:t xml:space="preserve">Identify the different metrics that can be used to evaluate every aspect of the performance of the system?  Organize these into a pyramid to indicate </w:t>
-      </w:r>
-      <w:proofErr w:type="gramStart"/>
-      <w:r>
-        <w:t>the relative</w:t>
-      </w:r>
-      <w:proofErr w:type="gramEnd"/>
-      <w:r>
-        <w:t xml:space="preserve"> importance, following the style given here.</w:t>
+        <w:t>Identify the different metrics that can be used to evaluate every aspect of the performance of the system?  Organize these into a pyramid to indicate the relative importance, following the style given here.</w:t>
       </w:r>
     </w:p>
     <w:p>
@@ -2429,116 +2530,7 @@
         <w:spacing w:line="247" w:lineRule="auto"/>
       </w:pPr>
       <w:r>
-        <w:t xml:space="preserve">Using the same </w:t>
-      </w:r>
-      <w:proofErr w:type="gramStart"/>
-      <w:r>
-        <w:t>decision</w:t>
-      </w:r>
-      <w:proofErr w:type="gramEnd"/>
-      <w:r>
-        <w:t xml:space="preserve"> you identified in (6), identify the people, departments, groups or organizations that you would need to work with to implement the decision?</w:t>
-      </w:r>
-    </w:p>
-    <w:p>
-      <w:pPr>
-        <w:pStyle w:val="Heading1"/>
-      </w:pPr>
-      <w:r>
-        <w:t>Discussion Questions</w:t>
-      </w:r>
-    </w:p>
-    <w:p>
-      <w:pPr>
-        <w:pStyle w:val="ListParagraph"/>
-        <w:numPr>
-          <w:ilvl w:val="0"/>
-          <w:numId w:val="13"/>
-        </w:numPr>
-      </w:pPr>
-      <w:r>
-        <w:t>What are the key performance metrics in this case? Which metrics conflict with one another?</w:t>
-      </w:r>
-    </w:p>
-    <w:p>
-      <w:pPr>
-        <w:pStyle w:val="ListParagraph"/>
-        <w:numPr>
-          <w:ilvl w:val="0"/>
-          <w:numId w:val="13"/>
-        </w:numPr>
-      </w:pPr>
-      <w:r>
-        <w:t>What decisions must Aurora make now, and which decisions can be delayed until more information arrives?</w:t>
-      </w:r>
-    </w:p>
-    <w:p>
-      <w:pPr>
-        <w:pStyle w:val="ListParagraph"/>
-        <w:numPr>
-          <w:ilvl w:val="0"/>
-          <w:numId w:val="13"/>
-        </w:numPr>
-      </w:pPr>
-      <w:r>
-        <w:t>How should Aurora connect inbound purchasing, production sequencing, inventory positioning, dealer allocation, and customer delivery promises?</w:t>
-      </w:r>
-    </w:p>
-    <w:p>
-      <w:pPr>
-        <w:pStyle w:val="ListParagraph"/>
-        <w:numPr>
-          <w:ilvl w:val="0"/>
-          <w:numId w:val="13"/>
-        </w:numPr>
-      </w:pPr>
-      <w:r>
-        <w:lastRenderedPageBreak/>
-        <w:t>Which uncertainties are exogenous, and which can Aurora influence through contracts, product design, information collection, or customer policies?</w:t>
-      </w:r>
-    </w:p>
-    <w:p>
-      <w:pPr>
-        <w:pStyle w:val="ListParagraph"/>
-        <w:numPr>
-          <w:ilvl w:val="0"/>
-          <w:numId w:val="13"/>
-        </w:numPr>
-      </w:pPr>
-      <w:r>
-        <w:t xml:space="preserve">What data would be most valuable before Friday? What information would be useful but </w:t>
-      </w:r>
-      <w:proofErr w:type="gramStart"/>
-      <w:r>
-        <w:t>arrive</w:t>
-      </w:r>
-      <w:proofErr w:type="gramEnd"/>
-      <w:r>
-        <w:t xml:space="preserve"> too late?</w:t>
-      </w:r>
-    </w:p>
-    <w:p>
-      <w:pPr>
-        <w:pStyle w:val="ListParagraph"/>
-        <w:numPr>
-          <w:ilvl w:val="0"/>
-          <w:numId w:val="13"/>
-        </w:numPr>
-      </w:pPr>
-      <w:r>
-        <w:t>How should Aurora evaluate the five proposed responses when none dominates across all scenarios?</w:t>
-      </w:r>
-    </w:p>
-    <w:p>
-      <w:pPr>
-        <w:pStyle w:val="ListParagraph"/>
-        <w:numPr>
-          <w:ilvl w:val="0"/>
-          <w:numId w:val="13"/>
-        </w:numPr>
-      </w:pPr>
-      <w:r>
-        <w:t>What organizational changes might be required even if Aurora develops a sophisticated planning model?</w:t>
+        <w:t>Using the same decision you identified in (6), identify the people, departments, groups or organizations that you would need to work with to implement the decision?</w:t>
       </w:r>
     </w:p>
     <w:p>
@@ -2609,7 +2601,6 @@
         <w:pStyle w:val="Heading1"/>
       </w:pPr>
       <w:r>
-        <w:lastRenderedPageBreak/>
         <w:t>ChatGPT notes</w:t>
       </w:r>
     </w:p>
@@ -2623,23 +2614,7 @@
     </w:p>
     <w:p>
       <w:r>
-        <w:t xml:space="preserve">generate a case study around the theme of a manufacturing company that is trying to coordinate inbound flows to the manufacturing process with customer deliveries. The product is hybrid electric vehicles that are subject to tariffs on parts from Asia and Europe, as well as changes in policies on tax discounts that are sometimes available from the federal government, but which may be withdrawn. Another factor is changing gasoline </w:t>
-      </w:r>
-      <w:proofErr w:type="gramStart"/>
-      <w:r>
-        <w:t>prices</w:t>
-      </w:r>
-      <w:proofErr w:type="gramEnd"/>
-      <w:r>
-        <w:t xml:space="preserve"> which are also subject to international problems, such as sporadic shortages </w:t>
-      </w:r>
-      <w:proofErr w:type="gramStart"/>
-      <w:r>
-        <w:t>as a result of</w:t>
-      </w:r>
-      <w:proofErr w:type="gramEnd"/>
-      <w:r>
-        <w:t xml:space="preserve"> wars with producing nations. Try to include some historical data on oil prices, the cost of batteries, and tariffs as well as shifting customer attitudes.</w:t>
+        <w:t>generate a case study around the theme of a manufacturing company that is trying to coordinate inbound flows to the manufacturing process with customer deliveries. The product is hybrid electric vehicles that are subject to tariffs on parts from Asia and Europe, as well as changes in policies on tax discounts that are sometimes available from the federal government, but which may be withdrawn. Another factor is changing gasoline prices which are also subject to international problems, such as sporadic shortages as a result of wars with producing nations. Try to include some historical data on oil prices, the cost of batteries, and tariffs as well as shifting customer attitudes.</w:t>
       </w:r>
     </w:p>
     <w:p>

--- a/assets/cases/Aurora_Motors_Flow_Coordination_Case.docx
+++ b/assets/cases/Aurora_Motors_Flow_Coordination_Case.docx
@@ -2356,7 +2356,7 @@
         <w:spacing w:line="247" w:lineRule="auto"/>
       </w:pPr>
       <w:r>
-        <w:t>Identify the different metrics that can be used to evaluate every aspect of the performance of the system?  Organize these into a pyramid to indicate the relative importance, following the style given here.</w:t>
+        <w:t xml:space="preserve">Identify and describe the responsibilities of the decision maker. This should set the scope of the problem.</w:t>
       </w:r>
     </w:p>
     <w:p>
@@ -2369,29 +2369,18 @@
         <w:spacing w:line="247" w:lineRule="auto"/>
       </w:pPr>
       <w:r>
-        <w:t xml:space="preserve">What are the types of decisions? Use the </w:t>
+        <w:t xml:space="preserve">Use the </w:t>
       </w:r>
-      <w:hyperlink r:id="rId8" w:anchor="types-of-decision-settings" w:history="1">
+      <w:hyperlink r:id="rId20">
         <w:r>
           <w:rPr>
             <w:rStyle w:val="Hyperlink"/>
           </w:rPr>
-          <w:t>list of decision types here as a guide</w:t>
+          <w:t xml:space="preserve">metrics pyramid tool</w:t>
         </w:r>
       </w:hyperlink>
       <w:r>
-        <w:t xml:space="preserve">, illustrated by the </w:t>
-      </w:r>
-      <w:hyperlink r:id="rId9" w:anchor="from-apps-to-types" w:history="1">
-        <w:r>
-          <w:rPr>
-            <w:rStyle w:val="Hyperlink"/>
-          </w:rPr>
-          <w:t>applications here</w:t>
-        </w:r>
-      </w:hyperlink>
-      <w:r>
-        <w:t xml:space="preserve">.  </w:t>
+        <w:t xml:space="preserve"> to identify and prioritize the different performance metrics. Click on the oval holding the metric to identify whether it is a metric to be maximized (green), minimized (red), a target that is a floor (light green) or a ceiling (light red), or finally a target (purple).</w:t>
       </w:r>
     </w:p>
     <w:p>
@@ -2406,16 +2395,27 @@
       <w:r>
         <w:t xml:space="preserve">Use the </w:t>
       </w:r>
-      <w:hyperlink r:id="rId10" w:history="1">
+      <w:hyperlink r:id="rId21">
         <w:r>
           <w:rPr>
             <w:rStyle w:val="Hyperlink"/>
           </w:rPr>
-          <w:t>interactive framing matrix here</w:t>
+          <w:t xml:space="preserve">decision prioritization tool</w:t>
         </w:r>
       </w:hyperlink>
       <w:r>
-        <w:t xml:space="preserve"> to fill out the performance metrics along the top (from most to least important) followed by the list of decisions (in any order).  Use your judgment to assess whether the impact of each decision on each metric is H (high impact), M (medium), L (low) or N (none).  Finally, use the resulting matrix to rank the decisions in terms of their impact on the most important metrics.</w:t>
+        <w:t xml:space="preserve"> to first list the different types of decisions (use the </w:t>
+      </w:r>
+      <w:hyperlink r:id="rId22">
+        <w:r>
+          <w:rPr>
+            <w:rStyle w:val="Hyperlink"/>
+          </w:rPr>
+          <w:t xml:space="preserve">types of decisions</w:t>
+        </w:r>
+      </w:hyperlink>
+      <w:r>
+        <w:t xml:space="preserve"> as a guide). These will then populate the rows of the matrix to the right, where the columns are the performance metrics sorted left to right by the priority in the pyramid above. Click on each cell to indicate if the impact of the decision on each metric is high (red), medium (orange), low (yellow) or none (white).</w:t>
       </w:r>
     </w:p>
     <w:p>
@@ -2428,18 +2428,7 @@
         <w:spacing w:line="247" w:lineRule="auto"/>
       </w:pPr>
       <w:r>
-        <w:t xml:space="preserve">What are the different sources of uncertainty?  Use the </w:t>
-      </w:r>
-      <w:hyperlink r:id="rId11" w:anchor="categories" w:history="1">
-        <w:r>
-          <w:rPr>
-            <w:rStyle w:val="Hyperlink"/>
-          </w:rPr>
-          <w:t>12 categories of uncertainty here as a guide</w:t>
-        </w:r>
-      </w:hyperlink>
-      <w:r>
-        <w:t>.</w:t>
+        <w:t xml:space="preserve">You can grab the handle (three bars) farthest to the left on each row to move it up or down. Sort the rows so that the decisions with the greatest impact on the most important metrics are toward the top. The cells in the upper left-hand corner should have the greatest concentration of red and orange cells. At this point identify the decisions that should receive the most attention in your study. If you do not have any decisions with a medium or high impact on the most important metrics, revisit your list of decisions.</w:t>
       </w:r>
     </w:p>
     <w:p>
@@ -2452,7 +2441,42 @@
         <w:spacing w:line="247" w:lineRule="auto"/>
       </w:pPr>
       <w:r>
-        <w:t>Repeat the exercise in (3), but this time using uncertainties instead of decisions.</w:t>
+        <w:t xml:space="preserve">Repeat the process to list and prioritize the uncertainties using the </w:t>
+      </w:r>
+      <w:hyperlink r:id="rId23">
+        <w:r>
+          <w:rPr>
+            <w:rStyle w:val="Hyperlink"/>
+          </w:rPr>
+          <w:t xml:space="preserve">uncertainty prioritization tool</w:t>
+        </w:r>
+      </w:hyperlink>
+      <w:r>
+        <w:t xml:space="preserve">. Use the </w:t>
+      </w:r>
+      <w:hyperlink r:id="rId24">
+        <w:r>
+          <w:rPr>
+            <w:rStyle w:val="Hyperlink"/>
+          </w:rPr>
+          <w:t xml:space="preserve">categories of uncertainty</w:t>
+        </w:r>
+      </w:hyperlink>
+      <w:r>
+        <w:t xml:space="preserve"> to help you identify these.</w:t>
+      </w:r>
+    </w:p>
+    <w:p>
+      <w:pPr>
+        <w:pStyle w:val="ListParagraph"/>
+        <w:numPr>
+          <w:ilvl w:val="0"/>
+          <w:numId w:val="11"/>
+        </w:numPr>
+        <w:spacing w:line="247" w:lineRule="auto"/>
+      </w:pPr>
+      <w:r>
+        <w:t xml:space="preserve">It is important to differentiate uncertainties that can be evaluated on average, or as risk events:</w:t>
       </w:r>
     </w:p>
     <w:p>
@@ -2465,7 +2489,7 @@
         <w:spacing w:line="247" w:lineRule="auto"/>
       </w:pPr>
       <w:r>
-        <w:t>Which sources of uncertainty would be captured using average performance over time?</w:t>
+        <w:t xml:space="preserve">Which sources of uncertainty would be captured using average performance over time?</w:t>
       </w:r>
     </w:p>
     <w:p>
@@ -2478,7 +2502,7 @@
         <w:spacing w:line="247" w:lineRule="auto"/>
       </w:pPr>
       <w:r>
-        <w:t>Which sources of uncertainty represent forms of risk that are not properly captured using averages?</w:t>
+        <w:t xml:space="preserve">Which sources of uncertainty represent forms of risk that are not properly captured using averages?</w:t>
       </w:r>
     </w:p>
     <w:p>
@@ -2491,7 +2515,7 @@
         <w:spacing w:line="247" w:lineRule="auto"/>
       </w:pPr>
       <w:r>
-        <w:t xml:space="preserve">Choose the single decision that seems to have the highest impact on the most important metric.  </w:t>
+        <w:t xml:space="preserve">Choose the single decision that seems to have the highest impact on the most important metric.</w:t>
       </w:r>
     </w:p>
     <w:p>
@@ -2504,7 +2528,7 @@
         <w:spacing w:line="247" w:lineRule="auto"/>
       </w:pPr>
       <w:r>
-        <w:t>What approach do you think you would use to make this decision?</w:t>
+        <w:t xml:space="preserve">What approach do you think you would use to make this decision?</w:t>
       </w:r>
     </w:p>
     <w:p>
@@ -2517,7 +2541,7 @@
         <w:spacing w:line="247" w:lineRule="auto"/>
       </w:pPr>
       <w:r>
-        <w:t>What data appears to be necessary to make this decision, including the calculation of any performance metrics where the decision would have a high or medium impact.</w:t>
+        <w:t xml:space="preserve">What data appears to be necessary to make this decision, including the calculation of any performance metrics where the decision would have a high or medium impact.</w:t>
       </w:r>
     </w:p>
     <w:p>
@@ -2530,7 +2554,7 @@
         <w:spacing w:line="247" w:lineRule="auto"/>
       </w:pPr>
       <w:r>
-        <w:t>Using the same decision you identified in (6), identify the people, departments, groups or organizations that you would need to work with to implement the decision?</w:t>
+        <w:t xml:space="preserve">Using the same decision you identified in (7), identify the people, departments, groups or organizations that you would need to work with to implement the decision.</w:t>
       </w:r>
     </w:p>
     <w:p>
